--- a/por/docx/56.content.docx
+++ b/por/docx/56.content.docx
@@ -6317,13 +6317,7 @@
         <w:rPr>
           <w:lang w:val="pt_PT" w:bidi="pt_PT"/>
         </w:rPr>
-        <w:t xml:space="preserve">Veja: </w:t>
-      </w:r>
-      <w:r>
-        <w:rPr>
-          <w:lang w:val="pt_PT" w:bidi="pt_PT"/>
-        </w:rPr>
-        <w:t>Pronomes — Quando usá-los.</w:t>
+        <w:t>Veja: Pronomes — Quando usá-los.</w:t>
       </w:r>
       <w:r>
         <w:rPr>
